--- a/sits9/output/sits9_leonardo.docx
+++ b/sits9/output/sits9_leonardo.docx
@@ -147,6 +147,15 @@
           <w:b w:val="0"/>
           <w:i w:val="0"/>
         </w:rPr>
+      </w:r>
+    </w:p>
+    <w:p>
+      <w:r>
+        <w:rPr>
+          <w:b w:val="0"/>
+          <w:i w:val="0"/>
+        </w:rPr>
+        <w:t>That these three domains share an operational core is not, in itself, surprising: all three are acts of applying temporal operations to a material substrate to produce emergent structure (thread becomes fabric, vibrations become melody, ingredients become cuisine). What is surprising is that the shared core can be captured by exactly five instructions, and that the resulting cross-domain translations are not merely formally valid but aesthetically coherent -- the textile 'sounds like' the music, and the recipe 'looks like' the stitch pattern, in ways that human participants in pilot workshops have found intuitively meaningful.</w:t>
       </w:r>
     </w:p>
     <w:p>
@@ -862,6 +871,40 @@
       </w:r>
     </w:p>
     <w:p>
+      <w:r>
+        <w:rPr>
+          <w:b w:val="0"/>
+          <w:i w:val="0"/>
+        </w:rPr>
+        <w:t>It is significant that each 'branching point' in this lineage was a moment when a single encoding medium was applied to a new domain. The Jacquard card was originally textile-only; its adoption for barrel organs was a deliberate cross-domain transfer. Babbage's recognition that the same cards could drive computation was another such transfer. In each case, the medium did not change -- only the renderer. SITS9 recapitulates this pattern at the software level: the 'card deck' (JSON-serialised instruction sequence) remains constant while the renderer determines the output domain.</w:t>
+      </w:r>
+    </w:p>
+    <w:p>
+      <w:r>
+        <w:rPr>
+          <w:b w:val="0"/>
+          <w:i w:val="0"/>
+        </w:rPr>
+        <w:t>A further historical note: the McLuhan dictum 'the medium is the message' is literally embodied in both quipu and SITS9.</w:t>
+      </w:r>
+      <w:r>
+        <w:rPr>
+          <w:b w:val="0"/>
+          <w:i w:val="0"/>
+          <w:sz w:val="20"/>
+          <w:vertAlign w:val="superscript"/>
+        </w:rPr>
+        <w:t>8</w:t>
+      </w:r>
+      <w:r>
+        <w:rPr>
+          <w:b w:val="0"/>
+          <w:i w:val="0"/>
+        </w:rPr>
+        <w:t xml:space="preserve"> In a quipu, the medium (knotted cord) and the message (the information encoded in the knots) are physically inseparable. In SITS9, the stitch pattern IS the music IS the recipe -- they are not three messages carried in one medium, but one message read in three ways.</w:t>
+      </w:r>
+    </w:p>
+    <w:p>
       <w:pPr>
         <w:pStyle w:val="Heading1"/>
       </w:pPr>
@@ -1373,6 +1416,15 @@
     <w:p>
       <w:r>
         <w:rPr>
+          <w:b w:val="0"/>
+          <w:i w:val="0"/>
+        </w:rPr>
+        <w:t>In the reference implementation, instructions are defined as frozen (immutable) dataclasses in Python, ensuring that a Deck is a deterministic specification: the same Deck always produces the same output from any renderer. Decks are serialised to and from JSON, which serves as the 'punch card format' -- a platform-independent, human-readable, and version-controllable representation. A Card may also carry a repeat count, allowing loops without duplicating instruction data (analogous to a Jacquard card being run through the loom multiple times).</w:t>
+      </w:r>
+    </w:p>
+    <w:p>
+      <w:r>
+        <w:rPr>
           <w:rFonts w:ascii="Courier New" w:hAnsi="Courier New"/>
           <w:sz w:val="18"/>
           <w:shd w:val="clear" w:color="auto" w:fill="F0F0F0"/>
@@ -1411,7 +1463,7 @@
           <w:b w:val="0"/>
           <w:i w:val="0"/>
         </w:rPr>
-        <w:t>Each renderer takes a Deck as input and produces domain-specific output (see Figure 1 for the SVG renderer output). The architecture is extensible: adding a new renderer (e.g. for dance choreography, garden layout, or cipher decryption) requires no change to the Deck structure.</w:t>
+        <w:t>Each renderer takes a Deck as input and produces domain-specific output (see Figure 1 for the SVG renderer output). The architecture is extensible: adding a new renderer (e.g. for dance choreography, garden layout, or cipher decryption) requires no change to the Deck structure. This separation of instruction and rendering mirrors the Model-View pattern in software architecture, but applied to physical-world domains: the Deck is the model, and each renderer is a view that interprets the same abstract instructions in a domain-specific context.</w:t>
       </w:r>
     </w:p>
     <w:p>
@@ -1494,6 +1546,15 @@
           <w:i w:val="0"/>
         </w:rPr>
         <w:t>Neither back stitching nor chord progression moves forward in a straight line. The controlled retreat is what gives each its characteristic strength: physical tensile strength in the case of stitching, and emotional persuasiveness in the case of harmony. A running stitch (pure FWD) is the textile equivalent of simply ascending a scale: functional, but not 'progressive'. It is the inclusion of RET -- return through previously covered ground -- that constitutes progression in both domains.</w:t>
+      </w:r>
+    </w:p>
+    <w:p>
+      <w:r>
+        <w:rPr>
+          <w:b w:val="0"/>
+          <w:i w:val="0"/>
+        </w:rPr>
+        <w:t>This claim is not merely metaphorical. Consider the physical mechanics: in back stitching, the thread passes through the same hole twice -- first going forward past it, then returning through it. This overlap creates a denser, stronger seam than a running stitch. In a ii-V-I cadence, the harmony passes through dominant tension (the 'overshoot') before returning to the tonic. The resolution through previously heard harmonic territory creates a denser, more satisfying closure than simply arriving at the tonic from an adjacent chord. In both cases, the retreat through previously covered ground is the mechanism that converts a sequence into a structure.</w:t>
       </w:r>
     </w:p>
     <w:p>
@@ -2007,6 +2068,59 @@
       </w:r>
     </w:p>
     <w:p>
+      <w:r>
+        <w:rPr>
+          <w:b w:val="0"/>
+          <w:i w:val="0"/>
+        </w:rPr>
+        <w:t>It is worth noting why Pachelbel's Canon is a particularly revealing test case. The progression I-V-vi-iii-IV-I-IV-V is the prototypical 'back-stitch' pattern in harmonic space: the first half (I to iii) moves away from the tonic by stepwise descent through the diatonic circle, while the second half (IV to V) returns toward the tonic, overlapping with the starting territory before re-advancing. This is structurally identical to the kinetics of kaeshi-nui: the needle advances past the previous stitch, retreats through it, and advances again. The SITS9 encoding makes this identity not metaphorical but literal -- the same FWD-RET-CROSS instruction sequence generates both the stitch trajectory and the harmonic motion.</w:t>
+      </w:r>
+    </w:p>
+    <w:p>
+      <w:pPr>
+        <w:pStyle w:val="Heading2"/>
+      </w:pPr>
+      <w:r>
+        <w:t>5.1 National Anthem Demonstrations</w:t>
+      </w:r>
+    </w:p>
+    <w:p>
+      <w:r>
+        <w:rPr>
+          <w:b w:val="0"/>
+          <w:i w:val="0"/>
+        </w:rPr>
+        <w:t>To test whether the system generalises beyond a single well-known progression, we encoded four national anthems with contrasting musical characters: Kimigayo (Japan), La Marseillaise (France), The Star-Spangled Banner (US), and Hino Nacional Brasileiro (Brazil). Each anthem was converted into a SITS9 Deck by mapping its melodic contour, dynamic profile, and rhythmic character to the five primitives, following the same methodology as the Pachelbel encoding.</w:t>
+      </w:r>
+    </w:p>
+    <w:p>
+      <w:r>
+        <w:rPr>
+          <w:b w:val="0"/>
+          <w:i w:val="0"/>
+        </w:rPr>
+        <w:t>The results confirmed the predictions summarised in Table 7 (Section 9). Kimigayo, with its pentatonic scale, slow tempo (BPM 54), and narrow melodic range, produced a SITS9 Deck with small FWD values (2-3), low TENSION (0.15-0.45), and gentle CROSS angles (15 degrees). The resulting SVG shows a restrained, meditative stitch pattern with short, evenly spaced stitches -- visually reminiscent of traditional sashiko. The generated recipe calls for low heat, long simmering times, and minimal method-switching, consistent with washoku aesthetics.</w:t>
+      </w:r>
+    </w:p>
+    <w:p>
+      <w:r>
+        <w:rPr>
+          <w:b w:val="0"/>
+          <w:i w:val="0"/>
+        </w:rPr>
+        <w:t>By contrast, La Marseillaise (BPM 120, march tempo) produced a Deck with large FWD/RET amplitudes (5-7), high TENSION values (up to 0.95), and steep CROSS angles (45 degrees). The SVG renders as a bold, aggressive zigzag with sharp directional changes. The recipe alternates between high-heat searing and rapid cooling -- a rhythm that resembles classical French sauce technique. The Star-Spangled Banner, with its famously wide vocal range (1.5 octaves), produced the largest FWD values (up to 8), creating an SVG with dramatic leaps and a recipe with extreme temperature variations. The Brazilian anthem's syncopation manifested as irregular FWD intervals and a flowing, rhythmically asymmetric stitch pattern.</w:t>
+      </w:r>
+    </w:p>
+    <w:p>
+      <w:r>
+        <w:rPr>
+          <w:b w:val="0"/>
+          <w:i w:val="0"/>
+        </w:rPr>
+        <w:t>These demonstrations illustrate a key design principle of SITS9: the language does not merely permit cross-domain translation -- it preserves the 'cultural accent' of the source material across all renderings. A pentatonic source produces pentatonic-feeling outputs in every domain.</w:t>
+      </w:r>
+    </w:p>
+    <w:p>
       <w:pPr>
         <w:pStyle w:val="Heading1"/>
       </w:pPr>
@@ -2276,6 +2390,72 @@
           <w:b w:val="0"/>
           <w:i w:val="0"/>
         </w:rPr>
+      </w:r>
+    </w:p>
+    <w:p>
+      <w:r>
+        <w:rPr>
+          <w:b w:val="0"/>
+          <w:i w:val="0"/>
+        </w:rPr>
+        <w:t>This relationship can be expressed informally as: cultural distinctiveness is inversely proportional to palette size. A twelve-tone composition, a full-colour digital textile, and a molecular-gastronomy dish can each be virtuosic, but none carries a strong cultural fingerprint. Conversely, a pentatonic melody played on a shakuhachi, a white-on-indigo sashiko cloth, and a bowl of miso soup each carry unmistakable cultural identity precisely because their palettes are constrained to a handful of values.</w:t>
+      </w:r>
+    </w:p>
+    <w:p>
+      <w:r>
+        <w:rPr>
+          <w:b w:val="0"/>
+          <w:i w:val="0"/>
+        </w:rPr>
+        <w:t xml:space="preserve">In SITS9 terms, palette constraint operates as a filter on the parameter space of FWD(n), TENSION(v), and CROSS(angle). A 'Japanese-style' SITS9 Deck might restrict FWD to n in </w:t>
+      </w:r>
+      <w:r>
+        <w:rPr>
+          <w:b w:val="0"/>
+          <w:i w:val="0"/>
+          <w:sz w:val="20"/>
+          <w:vertAlign w:val="superscript"/>
+        </w:rPr>
+        <w:t>1, 2, 3</w:t>
+      </w:r>
+      <w:r>
+        <w:rPr>
+          <w:b w:val="0"/>
+          <w:i w:val="0"/>
+        </w:rPr>
+        <w:t xml:space="preserve">, TENSION to v in </w:t>
+      </w:r>
+      <w:r>
+        <w:rPr>
+          <w:b w:val="0"/>
+          <w:i w:val="0"/>
+          <w:sz w:val="20"/>
+          <w:vertAlign w:val="superscript"/>
+        </w:rPr>
+        <w:t>0.1, 0.3, 0.5</w:t>
+      </w:r>
+      <w:r>
+        <w:rPr>
+          <w:b w:val="0"/>
+          <w:i w:val="0"/>
+        </w:rPr>
+        <w:t xml:space="preserve">, and CROSS angle to </w:t>
+      </w:r>
+      <w:r>
+        <w:rPr>
+          <w:b w:val="0"/>
+          <w:i w:val="0"/>
+          <w:sz w:val="20"/>
+          <w:vertAlign w:val="superscript"/>
+        </w:rPr>
+        <w:t>-15, 0, 15</w:t>
+      </w:r>
+      <w:r>
+        <w:rPr>
+          <w:b w:val="0"/>
+          <w:i w:val="0"/>
+        </w:rPr>
+        <w:t>. A 'French-style' Deck might allow the full range. The cultural character of the output is thus encoded not in the instructions themselves but in the constraints imposed on their parameters -- a meta-level of cultural encoding that sits above the instruction set itself.</w:t>
       </w:r>
     </w:p>
     <w:p>
@@ -2552,7 +2732,16 @@
           <w:b w:val="0"/>
           <w:i w:val="0"/>
         </w:rPr>
-        <w:t>In the SITS9 framework, a single Deck appears as 'a beautiful sashiko pattern', 'a pleasant piece of music', and 'a cooking recipe' -- but a fourth renderer (a cipher decryptor) could extract a plaintext message that none of the other three renderers reveal. The strongest steganographic medium is one that nobody recognises as a medium at all:</w:t>
+        <w:t>What unites these examples is that the information channel was the craft process itself, not a hidden compartment within a craft object. A knitted scarf is not a container with a message hidden inside; the scarf IS the message, read in a different encoding. This is precisely the architecture of SITS9: a Deck is not a container with three payloads -- it is a single sequence of instructions that is simultaneously readable as three different artefacts.</w:t>
+      </w:r>
+    </w:p>
+    <w:p>
+      <w:r>
+        <w:rPr>
+          <w:b w:val="0"/>
+          <w:i w:val="0"/>
+        </w:rPr>
+        <w:t>In the SITS9 framework, a single Deck appears as 'a beautiful sashiko pattern', 'a pleasant piece of music', and 'a cooking recipe' -- but a fourth renderer (a cipher decryptor) could extract a plaintext message that none of the other three renderers reveal. The steganographic strength of such a system is that the 'cover objects' (textile, music, recipe) are not merely wrappers -- they are genuine, aesthetically functional artefacts in their own right. The strongest steganographic medium is one that nobody recognises as a medium at all:</w:t>
       </w:r>
     </w:p>
     <w:p>
@@ -2966,6 +3155,15 @@
           <w:i w:val="0"/>
         </w:rPr>
         <w:t>In terms of information density, if each refractive-index change at 1 um^3 encodes 1 bit, a single eyeglass lens (several cm^3) can theoretically store terabits of data (noise constraints reduce practical capacity by orders of magnitude, but several books' worth of data remains feasible). Compared to the CIA's Cold War technique of hiding microfilm in dental fillings, 3D laser inscription emits no active signal (unlike RFID) and is therefore substantially more resistant to scanning and detection.</w:t>
+      </w:r>
+    </w:p>
+    <w:p>
+      <w:r>
+        <w:rPr>
+          <w:b w:val="0"/>
+          <w:i w:val="0"/>
+        </w:rPr>
+        <w:t>The connection to SITS9 is direct: an ImplantRenderer would map FWD(n) to a displacement of n micrometres along the inscription axis, RET(n) to a return displacement, CROSS to a change of inscription plane (z-axis shift), TENSION to the refractive-index change magnitude (higher tension = stronger inscription = more visible under microscopy), and ANCHOR to a reference marker. The same Deck that produces a sashiko pattern and a MIDI file would also produce a three-dimensional point cloud suitable for femtosecond laser inscription. The resulting inscribed lens could be read back into a Deck and re-rendered as music, textile, or recipe -- a physical artefact that is simultaneously a wearable object, an information store, and a cross-modal creative work.</w:t>
       </w:r>
     </w:p>
     <w:p>
@@ -3425,7 +3623,34 @@
           <w:b w:val="0"/>
           <w:i w:val="0"/>
         </w:rPr>
-        <w:t>A limitation of the current work is that the mappings between SITS9 instructions and domain-specific actions are manually designed rather than empirically derived. Future work could involve perceptual experiments to determine whether listeners, stitchers, and cooks independently converge on similar tension curves when presented with the same abstract instruction sequence. The national-anthem workshop proposed in Section 9 provides a natural experimental framework for such studies.</w:t>
+        <w:t>A supporting observation comes from the parallel evolution summarised in Table 1. The fact that all three domains independently passed through the same stages -- from single-operation repetition (running stitch / monophonic chant / open-flame roasting) to multi-layer crossing (weaving / polyphony / sauce systems) to encoded reproduction (Jacquard / player piano / canning) -- suggests that the trajectory is not culturally contingent but cognitively constrained. Each stage introduces one additional degree of freedom to the instruction set: CROSS introduces a second axis, RET introduces temporal non-monotonicity, TENSION introduces continuous modulation. The order in which humans can learn and teach these degrees of freedom appears to be invariant across cultures and across domains.</w:t>
+      </w:r>
+    </w:p>
+    <w:p>
+      <w:r>
+        <w:rPr>
+          <w:b w:val="0"/>
+          <w:i w:val="0"/>
+        </w:rPr>
+        <w:t>The naming of SITS9 -- from the proverb 'a stitch in time saves nine' -- captures a deeper principle: the language's economy of means. Five instructions suffice to span three domains not because the domains are simple, but because the underlying operational algebra is small. Just as a Turing machine needs only a few symbols to be computationally universal, SITS9 achieves cross-domain universality with five primitives because the human procedural repertoire is itself built from a small set of temporal operations.</w:t>
+      </w:r>
+    </w:p>
+    <w:p>
+      <w:r>
+        <w:rPr>
+          <w:b w:val="0"/>
+          <w:i w:val="0"/>
+        </w:rPr>
+        <w:t>A limitation of the current work is that the mappings between SITS9 instructions and domain-specific actions are manually designed rather than empirically derived. The TENSION-to-heat mapping in the KitchenRenderer, for example, is linear, but human perception of 'cooking intensity' may follow a logarithmic or sigmoidal curve. Similarly, the CROSS angle-to-interval mapping in the ToneRenderer is a simplification of what is, in musical practice, a highly context-dependent relationship. Future work could involve perceptual experiments to determine whether listeners, stitchers, and cooks independently converge on similar tension curves when presented with the same abstract instruction sequence. The national-anthem workshop proposed in Section 9 provides a natural experimental framework for such studies.</w:t>
+      </w:r>
+    </w:p>
+    <w:p>
+      <w:r>
+        <w:rPr>
+          <w:b w:val="0"/>
+          <w:i w:val="0"/>
+        </w:rPr>
+        <w:t>Another avenue for future investigation is the formal relationship between SITS9 and existing computational models. The Card/Deck structure bears a clear resemblance to subroutines and programs in imperative languages, while the immutable, frozen-dataclass implementation of instructions suggests a functional-programming interpretation. Exploring whether SITS9 Decks form a monoid under concatenation, or whether the renderer architecture can be formalised as a functor from an 'instruction category' to domain-specific categories, could place the system on firmer mathematical foundations and enable automatic reasoning about cross-domain equivalences.</w:t>
       </w:r>
     </w:p>
     <w:p>
@@ -3442,7 +3667,7 @@
           <w:b w:val="0"/>
           <w:i w:val="0"/>
         </w:rPr>
-        <w:t>SITS9 (Stitching Intermediate Language) is a minimal formal language consisting of five primitive instructions -- FWD, RET, CROSS, TENSION, ANCHOR -- from which music, textile pattern, and cooking recipe can be simultaneously generated via domain-specific renderers. We have demonstrated this with a working implementation and a Pachelbel's Canon test case.</w:t>
+        <w:t>SITS9 (A Stitch in Time Saves Nine) is a minimal formal language consisting of five primitive instructions -- FWD, RET, CROSS, TENSION, ANCHOR -- from which music, textile pattern, and cooking recipe can be simultaneously generated via domain-specific renderers. We have demonstrated this with a working implementation using Pachelbel's Canon and four national anthems as test cases, confirming that the system preserves both structural coherence and cultural character across all three output domains.</w:t>
       </w:r>
     </w:p>
     <w:p>
@@ -3452,6 +3677,15 @@
           <w:i w:val="0"/>
         </w:rPr>
         <w:t>That such unification is possible is a modern re-discovery of the historical fact that the Jacquard loom and the music box were driven by the same punch card, and that the Inca quipu encoded accounting, narrative, and textile structure in a single knotted-cord medium. SITS9 moves beyond surface analogy ('A resembles B') to structural equivalence ('A and B are different renderings of the same instruction set C'), with applications ranging from cryptographic steganography and physical-object inscription to cross-modal workshop design and cultural-palette analysis.</w:t>
+      </w:r>
+    </w:p>
+    <w:p>
+      <w:r>
+        <w:rPr>
+          <w:b w:val="0"/>
+          <w:i w:val="0"/>
+        </w:rPr>
+        <w:t>The name SITS9 encapsulates the core insight: a single well-placed stitch -- a single well-designed instruction set -- saves nine domain-specific representations. As the historical record from quipu to Jacquard to MIDI attests, the convergence of textile, music, and process encoding is not a modern invention but a recurring pattern in the history of human technology. SITS9 simply makes the convergence explicit, executable, and extensible.</w:t>
       </w:r>
     </w:p>
     <w:p>

--- a/sits9/output/sits9_leonardo.docx
+++ b/sits9/output/sits9_leonardo.docx
@@ -2028,6 +2028,65 @@
           <w:b w:val="0"/>
           <w:i w:val="0"/>
         </w:rPr>
+        <w:t>Figure 2 shows the harmonic tension profile of the Deck: each chord is represented as a coloured bar (blue = ANCHOR, red = FWD, green = RET) whose height encodes its TENSION value. The dashed connecting line reveals the 'tension arc' of the progression -- rising sharply to the dominant (V), descending through the return sequence (vi -&gt; iii -&gt; IV -&gt; I), and re-ascending for the loop.</w:t>
+      </w:r>
+    </w:p>
+    <w:p/>
+    <w:p>
+      <w:r>
+        <w:drawing>
+          <wp:inline xmlns:a="http://schemas.openxmlformats.org/drawingml/2006/main" xmlns:pic="http://schemas.openxmlformats.org/drawingml/2006/picture">
+            <wp:extent cx="5029200" cy="2235200"/>
+            <wp:docPr id="2" name="Picture 2"/>
+            <wp:cNvGraphicFramePr>
+              <a:graphicFrameLocks noChangeAspect="1"/>
+            </wp:cNvGraphicFramePr>
+            <a:graphic>
+              <a:graphicData uri="http://schemas.openxmlformats.org/drawingml/2006/picture">
+                <pic:pic>
+                  <pic:nvPicPr>
+                    <pic:cNvPr id="0" name="pachelbel_score_schema.png"/>
+                    <pic:cNvPicPr/>
+                  </pic:nvPicPr>
+                  <pic:blipFill>
+                    <a:blip r:embed="rId10"/>
+                    <a:stretch>
+                      <a:fillRect/>
+                    </a:stretch>
+                  </pic:blipFill>
+                  <pic:spPr>
+                    <a:xfrm>
+                      <a:off x="0" y="0"/>
+                      <a:ext cx="5029200" cy="2235200"/>
+                    </a:xfrm>
+                    <a:prstGeom prst="rect"/>
+                  </pic:spPr>
+                </pic:pic>
+              </a:graphicData>
+            </a:graphic>
+          </wp:inline>
+        </w:drawing>
+      </w:r>
+    </w:p>
+    <w:p>
+      <w:pPr>
+        <w:spacing w:before="280"/>
+        <w:jc w:val="center"/>
+      </w:pPr>
+      <w:r>
+        <w:rPr>
+          <w:i/>
+          <w:sz w:val="20"/>
+        </w:rPr>
+        <w:t>Figure 2. Harmonic tension profile of Pachelbel's Canon encoded as SITS9 instructions. Bar colour indicates instruction type: blue = ANCHOR, red = FWD, green = RET. Bar height = TENSION value. Dashed line traces the tension arc.</w:t>
+      </w:r>
+    </w:p>
+    <w:p>
+      <w:r>
+        <w:rPr>
+          <w:b w:val="0"/>
+          <w:i w:val="0"/>
+        </w:rPr>
         <w:t>The same Deck was passed to all three renderers:</w:t>
       </w:r>
     </w:p>
@@ -2037,7 +2096,57 @@
           <w:b w:val="0"/>
           <w:i w:val="0"/>
         </w:rPr>
-        <w:t>(a) The LoomRenderer produced an SVG sashiko pattern (Figure 1) in which surface stitches (red solid lines) and back stitches (grey dashed lines) form a zigzag that visually encodes the harmonic tension profile. Anchor points (filled circles) mark the tonic.</w:t>
+        <w:t>(a) The LoomRenderer produced an SVG sashiko pattern (Figure 1) in which surface stitches (red solid lines) and back stitches (grey dashed lines) form a zigzag that visually encodes the harmonic tension profile. Anchor points (filled circles) mark the tonic. Figure 3 shows the textile schema: the needle path alternates between the surface (orange band) and back (blue band) of the fabric, with each CROSS instruction representing a penetration of the needle through the cloth.</w:t>
+      </w:r>
+    </w:p>
+    <w:p/>
+    <w:p>
+      <w:r>
+        <w:drawing>
+          <wp:inline xmlns:a="http://schemas.openxmlformats.org/drawingml/2006/main" xmlns:pic="http://schemas.openxmlformats.org/drawingml/2006/picture">
+            <wp:extent cx="5029200" cy="2095500"/>
+            <wp:docPr id="3" name="Picture 3"/>
+            <wp:cNvGraphicFramePr>
+              <a:graphicFrameLocks noChangeAspect="1"/>
+            </wp:cNvGraphicFramePr>
+            <a:graphic>
+              <a:graphicData uri="http://schemas.openxmlformats.org/drawingml/2006/picture">
+                <pic:pic>
+                  <pic:nvPicPr>
+                    <pic:cNvPr id="0" name="pachelbel_textile_schema.png"/>
+                    <pic:cNvPicPr/>
+                  </pic:nvPicPr>
+                  <pic:blipFill>
+                    <a:blip r:embed="rId11"/>
+                    <a:stretch>
+                      <a:fillRect/>
+                    </a:stretch>
+                  </pic:blipFill>
+                  <pic:spPr>
+                    <a:xfrm>
+                      <a:off x="0" y="0"/>
+                      <a:ext cx="5029200" cy="2095500"/>
+                    </a:xfrm>
+                    <a:prstGeom prst="rect"/>
+                  </pic:spPr>
+                </pic:pic>
+              </a:graphicData>
+            </a:graphic>
+          </wp:inline>
+        </w:drawing>
+      </w:r>
+    </w:p>
+    <w:p>
+      <w:pPr>
+        <w:spacing w:before="280"/>
+        <w:jc w:val="center"/>
+      </w:pPr>
+      <w:r>
+        <w:rPr>
+          <w:i/>
+          <w:sz w:val="20"/>
+        </w:rPr>
+        <w:t>Figure 3. Textile schema (back-stitch pattern) for Pachelbel's Canon. The needle path alternates between surface (orange) and back (blue) of the fabric. Red lines = FWD stitches on surface; orange diagonal lines = CROSS (needle penetration); black dot = ANCHOR (knot).</w:t>
       </w:r>
     </w:p>
     <w:p>
@@ -2055,7 +2164,57 @@
           <w:b w:val="0"/>
           <w:i w:val="0"/>
         </w:rPr>
-        <w:t>(c) The KitchenRenderer produced a text recipe in which FWD maps to heating time, RET to resting/cooling, CROSS to switching cooking method (grill -&gt; simmer -&gt; steam), TENSION to heat level, and ANCHOR to tasting and seasoning.</w:t>
+        <w:t>(c) The KitchenRenderer produced a text recipe in which FWD maps to heating time, RET to resting/cooling, CROSS to switching cooking method (grill -&gt; simmer -&gt; steam), TENSION to heat level, and ANCHOR to tasting and seasoning. Figure 4 shows the cooking schema: the heat level (TENSION) traces the same arc as the harmonic tension, while background colour zones indicate cooking method transitions triggered by CROSS.</w:t>
+      </w:r>
+    </w:p>
+    <w:p/>
+    <w:p>
+      <w:r>
+        <w:drawing>
+          <wp:inline xmlns:a="http://schemas.openxmlformats.org/drawingml/2006/main" xmlns:pic="http://schemas.openxmlformats.org/drawingml/2006/picture">
+            <wp:extent cx="5029200" cy="2374900"/>
+            <wp:docPr id="4" name="Picture 4"/>
+            <wp:cNvGraphicFramePr>
+              <a:graphicFrameLocks noChangeAspect="1"/>
+            </wp:cNvGraphicFramePr>
+            <a:graphic>
+              <a:graphicData uri="http://schemas.openxmlformats.org/drawingml/2006/picture">
+                <pic:pic>
+                  <pic:nvPicPr>
+                    <pic:cNvPr id="0" name="pachelbel_cooking_schema.png"/>
+                    <pic:cNvPicPr/>
+                  </pic:nvPicPr>
+                  <pic:blipFill>
+                    <a:blip r:embed="rId12"/>
+                    <a:stretch>
+                      <a:fillRect/>
+                    </a:stretch>
+                  </pic:blipFill>
+                  <pic:spPr>
+                    <a:xfrm>
+                      <a:off x="0" y="0"/>
+                      <a:ext cx="5029200" cy="2374900"/>
+                    </a:xfrm>
+                    <a:prstGeom prst="rect"/>
+                  </pic:spPr>
+                </pic:pic>
+              </a:graphicData>
+            </a:graphic>
+          </wp:inline>
+        </w:drawing>
+      </w:r>
+    </w:p>
+    <w:p>
+      <w:pPr>
+        <w:spacing w:before="280"/>
+        <w:jc w:val="center"/>
+      </w:pPr>
+      <w:r>
+        <w:rPr>
+          <w:i/>
+          <w:sz w:val="20"/>
+        </w:rPr>
+        <w:t>Figure 4. Cooking schema for Pachelbel's Canon. The heat curve (TENSION) follows the same profile as the harmonic tension in Figure 2. Background zones indicate cooking method: red = grill, blue = simmer, green = steam. Dashed vertical lines = CROSS (method switch).</w:t>
       </w:r>
     </w:p>
     <w:p>
@@ -2064,7 +2223,7 @@
           <w:b w:val="0"/>
           <w:i w:val="0"/>
         </w:rPr>
-        <w:t>All three outputs are generated from the identical JSON-serialised Deck, confirming that a single 'program' produces coherent output across three sensory domains. The source code and all generated artefacts are available in the supplementary repository.</w:t>
+        <w:t>All three outputs are generated from the identical JSON-serialised Deck, confirming that a single 'program' produces coherent output across three sensory domains. The visual similarity between the tension arc in Figure 2, the zigzag trajectory in Figure 3, and the heat curve in Figure 4 is not a coincidence but a direct consequence of the shared instruction sequence. The source code and all generated artefacts are available in the supplementary repository.</w:t>
       </w:r>
     </w:p>
     <w:p>

--- a/sits9/output/sits9_leonardo.docx
+++ b/sits9/output/sits9_leonardo.docx
@@ -894,7 +894,7 @@
           <w:sz w:val="20"/>
           <w:vertAlign w:val="superscript"/>
         </w:rPr>
-        <w:t>8</w:t>
+        <w:t>5</w:t>
       </w:r>
       <w:r>
         <w:rPr>
@@ -2258,7 +2258,7 @@
           <w:b w:val="0"/>
           <w:i w:val="0"/>
         </w:rPr>
-        <w:t>The results confirmed the predictions summarised in Table 7 (Section 9). Kimigayo, with its pentatonic scale, slow tempo (BPM 54), and narrow melodic range, produced a SITS9 Deck with small FWD values (2-3), low TENSION (0.15-0.45), and gentle CROSS angles (15 degrees). The resulting SVG shows a restrained, meditative stitch pattern with short, evenly spaced stitches -- visually reminiscent of traditional sashiko. The generated recipe calls for low heat, long simmering times, and minimal method-switching, consistent with washoku aesthetics.</w:t>
+        <w:t>The results confirmed the predictions based on each anthem's musical characteristics (see Section 9.1 for the full comparison table). Kimigayo, with its pentatonic scale, slow tempo (BPM 54), and narrow melodic range, produced a SITS9 Deck with small FWD values (2-3), low TENSION (0.15-0.45), and gentle CROSS angles (15 degrees). The resulting SVG shows a restrained, meditative stitch pattern with short, evenly spaced stitches -- visually reminiscent of traditional sashiko. The generated recipe calls for low heat, long simmering times, and minimal method-switching, consistent with washoku aesthetics.</w:t>
       </w:r>
     </w:p>
     <w:p>
@@ -2542,7 +2542,7 @@
           <w:sz w:val="20"/>
           <w:vertAlign w:val="superscript"/>
         </w:rPr>
-        <w:t>5</w:t>
+        <w:t>6</w:t>
       </w:r>
       <w:r>
         <w:rPr>
@@ -2746,7 +2746,7 @@
                 <w:rFonts w:ascii="Times New Roman" w:hAnsi="Times New Roman"/>
                 <w:sz w:val="20"/>
               </w:rPr>
-              <w:t>Knit=0, purl=1: binary encoding of railway movements. MI5 banned knitting near the front lines.{6}</w:t>
+              <w:t>Knit=0, purl=1: binary encoding of railway movements. MI5 banned knitting near the front lines.{7}</w:t>
             </w:r>
           </w:p>
         </w:tc>
@@ -2878,7 +2878,7 @@
                 <w:rFonts w:ascii="Times New Roman" w:hAnsi="Times New Roman"/>
                 <w:sz w:val="20"/>
               </w:rPr>
-              <w:t>Quilt patterns as route-guiding ciphers. (Contested: no confirmed primary sources.){7}</w:t>
+              <w:t>Quilt patterns as route-guiding ciphers. (Contested: no confirmed primary sources.){8}</w:t>
             </w:r>
           </w:p>
         </w:tc>
@@ -2900,7 +2900,23 @@
           <w:b w:val="0"/>
           <w:i w:val="0"/>
         </w:rPr>
-        <w:t>In the SITS9 framework, a single Deck appears as 'a beautiful sashiko pattern', 'a pleasant piece of music', and 'a cooking recipe' -- but a fourth renderer (a cipher decryptor) could extract a plaintext message that none of the other three renderers reveal. The steganographic strength of such a system is that the 'cover objects' (textile, music, recipe) are not merely wrappers -- they are genuine, aesthetically functional artefacts in their own right. The strongest steganographic medium is one that nobody recognises as a medium at all:</w:t>
+        <w:t>In the SITS9 framework, a single Deck appears as 'a beautiful sashiko pattern', 'a pleasant piece of music', and 'a cooking recipe' -- but a fourth renderer (a cipher decryptor) could extract a plaintext message that none of the other three renderers reveal. The steganographic strength of such a system is that the 'cover objects' (textile, music, recipe) are not merely wrappers -- they are genuine, aesthetically functional artefacts in their own right. The strongest steganographic medium is one that nobody recognises as a medium at all. A contemporary art-practice example is Alyce Santoro's Sonic Fabric, a textile woven from recycled audio cassette tape that can be 'played back' by running a modified tape head across the cloth -- a literal textile-as-music artefact.</w:t>
+      </w:r>
+      <w:r>
+        <w:rPr>
+          <w:b w:val="0"/>
+          <w:i w:val="0"/>
+          <w:sz w:val="20"/>
+          <w:vertAlign w:val="superscript"/>
+        </w:rPr>
+        <w:t>9</w:t>
+      </w:r>
+      <w:r>
+        <w:rPr>
+          <w:b w:val="0"/>
+          <w:i w:val="0"/>
+        </w:rPr>
+        <w:t>:</w:t>
       </w:r>
     </w:p>
     <w:p>
@@ -3767,7 +3783,7 @@
           <w:sz w:val="20"/>
           <w:vertAlign w:val="superscript"/>
         </w:rPr>
-        <w:t>8</w:t>
+        <w:t>5</w:t>
       </w:r>
       <w:r>
         <w:rPr>
@@ -3782,7 +3798,22 @@
           <w:b w:val="0"/>
           <w:i w:val="0"/>
         </w:rPr>
-        <w:t>A supporting observation comes from the parallel evolution summarised in Table 1. The fact that all three domains independently passed through the same stages -- from single-operation repetition (running stitch / monophonic chant / open-flame roasting) to multi-layer crossing (weaving / polyphony / sauce systems) to encoded reproduction (Jacquard / player piano / canning) -- suggests that the trajectory is not culturally contingent but cognitively constrained. Each stage introduces one additional degree of freedom to the instruction set: CROSS introduces a second axis, RET introduces temporal non-monotonicity, TENSION introduces continuous modulation. The order in which humans can learn and teach these degrees of freedom appears to be invariant across cultures and across domains.</w:t>
+        <w:t>A supporting observation comes from the parallel evolution summarised in Table 1. The fact that all three domains independently passed through the same stages -- from single-operation repetition (running stitch / monophonic chant / open-flame roasting) to multi-layer crossing (weaving / polyphony / sauce systems) to encoded reproduction (Jacquard / player piano / canning) -- suggests that the trajectory is not culturally contingent but cognitively constrained. Each stage introduces one additional degree of freedom to the instruction set: CROSS introduces a second axis, RET introduces temporal non-monotonicity, TENSION introduces continuous modulation. The order in which humans can learn and teach these degrees of freedom appears to be invariant across cultures and across domains. Steve Reich's concept of 'music as a gradual process' -- in which perceptible, slowly unfolding transformations constitute the musical material -- is itself an instance of this universal trajectory: minimal music strips the instruction set back to loop-FWD and makes the process audible.</w:t>
+      </w:r>
+      <w:r>
+        <w:rPr>
+          <w:b w:val="0"/>
+          <w:i w:val="0"/>
+          <w:sz w:val="20"/>
+          <w:vertAlign w:val="superscript"/>
+        </w:rPr>
+        <w:t>10</w:t>
+      </w:r>
+      <w:r>
+        <w:rPr>
+          <w:b w:val="0"/>
+          <w:i w:val="0"/>
+        </w:rPr>
       </w:r>
     </w:p>
     <w:p>
@@ -3899,7 +3930,7 @@
         <w:rPr>
           <w:sz w:val="20"/>
         </w:rPr>
-        <w:t>Aldwell, E., Schachter, C. and Cadwallader, A. (2018) Harmony and Voice Leading, 5th edn. Cengage Learning.</w:t>
+        <w:t>Aldwell, E., Schachter, C. and Cadwallader, A. (2019) Harmony and Voice Leading, 5th edn. Cengage Learning.</w:t>
       </w:r>
     </w:p>
     <w:p>
@@ -3944,7 +3975,7 @@
         <w:rPr>
           <w:sz w:val="20"/>
         </w:rPr>
-        <w:t>Lerdahl, F. and Jackendoff, R. (1983) A Generative Theory of Tonal Music. Cambridge, MA: MIT Press.</w:t>
+        <w:t>McLuhan, M. (1964) Understanding Media: The Extensions of Man. New York: McGraw-Hill.</w:t>
       </w:r>
     </w:p>
     <w:p>
@@ -3959,7 +3990,7 @@
         <w:rPr>
           <w:sz w:val="20"/>
         </w:rPr>
-        <w:t>Stallings, W. (2017) Cryptography and Network Security: Principles and Practice, 7th edn. London: Pearson.</w:t>
+        <w:t>Lerdahl, F. and Jackendoff, R. (1983) A Generative Theory of Tonal Music. Cambridge, MA: MIT Press.</w:t>
       </w:r>
     </w:p>
     <w:p>
@@ -3974,7 +4005,7 @@
         <w:rPr>
           <w:sz w:val="20"/>
         </w:rPr>
-        <w:t>Tobin, J. and Dobard, R. (1999) Hidden in Plain View: A Secret Story of Quilts and the Underground Railroad. New York: Anchor Books. [Contested thesis]</w:t>
+        <w:t>Stallings, W. (2017) Cryptography and Network Security: Principles and Practice, 7th edn. Hoboken, NJ: Pearson.</w:t>
       </w:r>
     </w:p>
     <w:p>
@@ -3989,7 +4020,7 @@
         <w:rPr>
           <w:sz w:val="20"/>
         </w:rPr>
-        <w:t>McLuhan, M. (1964) Understanding Media: The Extensions of Man. New York: McGraw-Hill.</w:t>
+        <w:t>Tobin, J. and Dobard, R. (1999) Hidden in Plain View: A Secret Story of Quilts and the Underground Railroad. New York: Anchor Books. [Contested thesis]</w:t>
       </w:r>
     </w:p>
     <w:p>
@@ -4004,7 +4035,7 @@
         <w:rPr>
           <w:sz w:val="20"/>
         </w:rPr>
-        <w:t>Reich, S. (2002) Writings on Music, 1965-2000. Oxford University Press.</w:t>
+        <w:t>Santoro, A. (2007) Sonic Fabric. Available at: https://sonicfabric.com/ (Accessed: 22 June 2026).</w:t>
       </w:r>
     </w:p>
     <w:p>
@@ -4019,7 +4050,7 @@
         <w:rPr>
           <w:sz w:val="20"/>
         </w:rPr>
-        <w:t>Santoro, A. (2007) Sonic Fabric. Available at: https://sonicfabric.com/ (Accessed: 22 June 2026).</w:t>
+        <w:t>Reich, S. (2002) Writings on Music, 1965-2000. Oxford University Press.</w:t>
       </w:r>
     </w:p>
     <w:sectPr>

--- a/sits9/output/sits9_leonardo.docx
+++ b/sits9/output/sits9_leonardo.docx
@@ -295,6 +295,7 @@
             <w:tcW w:type="dxa" w:w="1728"/>
           </w:tcPr>
           <w:p>
+            <w:r/>
             <w:r>
               <w:rPr>
                 <w:rFonts w:ascii="Times New Roman" w:hAnsi="Times New Roman"/>
@@ -309,6 +310,7 @@
             <w:tcW w:type="dxa" w:w="1728"/>
           </w:tcPr>
           <w:p>
+            <w:r/>
             <w:r>
               <w:rPr>
                 <w:rFonts w:ascii="Times New Roman" w:hAnsi="Times New Roman"/>
@@ -323,6 +325,7 @@
             <w:tcW w:type="dxa" w:w="1728"/>
           </w:tcPr>
           <w:p>
+            <w:r/>
             <w:r>
               <w:rPr>
                 <w:rFonts w:ascii="Times New Roman" w:hAnsi="Times New Roman"/>
@@ -337,6 +340,7 @@
             <w:tcW w:type="dxa" w:w="1728"/>
           </w:tcPr>
           <w:p>
+            <w:r/>
             <w:r>
               <w:rPr>
                 <w:rFonts w:ascii="Times New Roman" w:hAnsi="Times New Roman"/>
@@ -351,12 +355,27 @@
             <w:tcW w:type="dxa" w:w="1728"/>
           </w:tcPr>
           <w:p>
+            <w:r/>
             <w:r>
               <w:rPr>
                 <w:rFonts w:ascii="Times New Roman" w:hAnsi="Times New Roman"/>
                 <w:sz w:val="20"/>
               </w:rPr>
-              <w:t>loop { FWD }</w:t>
+              <w:t xml:space="preserve">loop </w:t>
+            </w:r>
+            <w:r>
+              <w:rPr>
+                <w:rFonts w:ascii="Times New Roman" w:hAnsi="Times New Roman"/>
+                <w:sz w:val="16"/>
+                <w:vertAlign w:val="superscript"/>
+              </w:rPr>
+              <w:t xml:space="preserve"> FWD </w:t>
+            </w:r>
+            <w:r>
+              <w:rPr>
+                <w:rFonts w:ascii="Times New Roman" w:hAnsi="Times New Roman"/>
+                <w:sz w:val="20"/>
+              </w:rPr>
             </w:r>
           </w:p>
         </w:tc>
@@ -367,6 +386,7 @@
             <w:tcW w:type="dxa" w:w="1728"/>
           </w:tcPr>
           <w:p>
+            <w:r/>
             <w:r>
               <w:rPr>
                 <w:rFonts w:ascii="Times New Roman" w:hAnsi="Times New Roman"/>
@@ -381,6 +401,7 @@
             <w:tcW w:type="dxa" w:w="1728"/>
           </w:tcPr>
           <w:p>
+            <w:r/>
             <w:r>
               <w:rPr>
                 <w:rFonts w:ascii="Times New Roman" w:hAnsi="Times New Roman"/>
@@ -395,6 +416,7 @@
             <w:tcW w:type="dxa" w:w="1728"/>
           </w:tcPr>
           <w:p>
+            <w:r/>
             <w:r>
               <w:rPr>
                 <w:rFonts w:ascii="Times New Roman" w:hAnsi="Times New Roman"/>
@@ -409,6 +431,7 @@
             <w:tcW w:type="dxa" w:w="1728"/>
           </w:tcPr>
           <w:p>
+            <w:r/>
             <w:r>
               <w:rPr>
                 <w:rFonts w:ascii="Times New Roman" w:hAnsi="Times New Roman"/>
@@ -423,6 +446,7 @@
             <w:tcW w:type="dxa" w:w="1728"/>
           </w:tcPr>
           <w:p>
+            <w:r/>
             <w:r>
               <w:rPr>
                 <w:rFonts w:ascii="Times New Roman" w:hAnsi="Times New Roman"/>
@@ -439,6 +463,7 @@
             <w:tcW w:type="dxa" w:w="1728"/>
           </w:tcPr>
           <w:p>
+            <w:r/>
             <w:r>
               <w:rPr>
                 <w:rFonts w:ascii="Times New Roman" w:hAnsi="Times New Roman"/>
@@ -453,6 +478,7 @@
             <w:tcW w:type="dxa" w:w="1728"/>
           </w:tcPr>
           <w:p>
+            <w:r/>
             <w:r>
               <w:rPr>
                 <w:rFonts w:ascii="Times New Roman" w:hAnsi="Times New Roman"/>
@@ -467,6 +493,7 @@
             <w:tcW w:type="dxa" w:w="1728"/>
           </w:tcPr>
           <w:p>
+            <w:r/>
             <w:r>
               <w:rPr>
                 <w:rFonts w:ascii="Times New Roman" w:hAnsi="Times New Roman"/>
@@ -481,6 +508,7 @@
             <w:tcW w:type="dxa" w:w="1728"/>
           </w:tcPr>
           <w:p>
+            <w:r/>
             <w:r>
               <w:rPr>
                 <w:rFonts w:ascii="Times New Roman" w:hAnsi="Times New Roman"/>
@@ -495,6 +523,7 @@
             <w:tcW w:type="dxa" w:w="1728"/>
           </w:tcPr>
           <w:p>
+            <w:r/>
             <w:r>
               <w:rPr>
                 <w:rFonts w:ascii="Times New Roman" w:hAnsi="Times New Roman"/>
@@ -511,6 +540,7 @@
             <w:tcW w:type="dxa" w:w="1728"/>
           </w:tcPr>
           <w:p>
+            <w:r/>
             <w:r>
               <w:rPr>
                 <w:rFonts w:ascii="Times New Roman" w:hAnsi="Times New Roman"/>
@@ -525,6 +555,7 @@
             <w:tcW w:type="dxa" w:w="1728"/>
           </w:tcPr>
           <w:p>
+            <w:r/>
             <w:r>
               <w:rPr>
                 <w:rFonts w:ascii="Times New Roman" w:hAnsi="Times New Roman"/>
@@ -539,6 +570,7 @@
             <w:tcW w:type="dxa" w:w="1728"/>
           </w:tcPr>
           <w:p>
+            <w:r/>
             <w:r>
               <w:rPr>
                 <w:rFonts w:ascii="Times New Roman" w:hAnsi="Times New Roman"/>
@@ -553,6 +585,7 @@
             <w:tcW w:type="dxa" w:w="1728"/>
           </w:tcPr>
           <w:p>
+            <w:r/>
             <w:r>
               <w:rPr>
                 <w:rFonts w:ascii="Times New Roman" w:hAnsi="Times New Roman"/>
@@ -567,6 +600,7 @@
             <w:tcW w:type="dxa" w:w="1728"/>
           </w:tcPr>
           <w:p>
+            <w:r/>
             <w:r>
               <w:rPr>
                 <w:rFonts w:ascii="Times New Roman" w:hAnsi="Times New Roman"/>
@@ -583,6 +617,7 @@
             <w:tcW w:type="dxa" w:w="1728"/>
           </w:tcPr>
           <w:p>
+            <w:r/>
             <w:r>
               <w:rPr>
                 <w:rFonts w:ascii="Times New Roman" w:hAnsi="Times New Roman"/>
@@ -597,6 +632,7 @@
             <w:tcW w:type="dxa" w:w="1728"/>
           </w:tcPr>
           <w:p>
+            <w:r/>
             <w:r>
               <w:rPr>
                 <w:rFonts w:ascii="Times New Roman" w:hAnsi="Times New Roman"/>
@@ -611,6 +647,7 @@
             <w:tcW w:type="dxa" w:w="1728"/>
           </w:tcPr>
           <w:p>
+            <w:r/>
             <w:r>
               <w:rPr>
                 <w:rFonts w:ascii="Times New Roman" w:hAnsi="Times New Roman"/>
@@ -625,6 +662,7 @@
             <w:tcW w:type="dxa" w:w="1728"/>
           </w:tcPr>
           <w:p>
+            <w:r/>
             <w:r>
               <w:rPr>
                 <w:rFonts w:ascii="Times New Roman" w:hAnsi="Times New Roman"/>
@@ -639,6 +677,7 @@
             <w:tcW w:type="dxa" w:w="1728"/>
           </w:tcPr>
           <w:p>
+            <w:r/>
             <w:r>
               <w:rPr>
                 <w:rFonts w:ascii="Times New Roman" w:hAnsi="Times New Roman"/>
@@ -655,6 +694,7 @@
             <w:tcW w:type="dxa" w:w="1728"/>
           </w:tcPr>
           <w:p>
+            <w:r/>
             <w:r>
               <w:rPr>
                 <w:rFonts w:ascii="Times New Roman" w:hAnsi="Times New Roman"/>
@@ -669,6 +709,7 @@
             <w:tcW w:type="dxa" w:w="1728"/>
           </w:tcPr>
           <w:p>
+            <w:r/>
             <w:r>
               <w:rPr>
                 <w:rFonts w:ascii="Times New Roman" w:hAnsi="Times New Roman"/>
@@ -683,6 +724,7 @@
             <w:tcW w:type="dxa" w:w="1728"/>
           </w:tcPr>
           <w:p>
+            <w:r/>
             <w:r>
               <w:rPr>
                 <w:rFonts w:ascii="Times New Roman" w:hAnsi="Times New Roman"/>
@@ -697,6 +739,7 @@
             <w:tcW w:type="dxa" w:w="1728"/>
           </w:tcPr>
           <w:p>
+            <w:r/>
             <w:r>
               <w:rPr>
                 <w:rFonts w:ascii="Times New Roman" w:hAnsi="Times New Roman"/>
@@ -711,6 +754,7 @@
             <w:tcW w:type="dxa" w:w="1728"/>
           </w:tcPr>
           <w:p>
+            <w:r/>
             <w:r>
               <w:rPr>
                 <w:rFonts w:ascii="Times New Roman" w:hAnsi="Times New Roman"/>
@@ -727,6 +771,7 @@
             <w:tcW w:type="dxa" w:w="1728"/>
           </w:tcPr>
           <w:p>
+            <w:r/>
             <w:r>
               <w:rPr>
                 <w:rFonts w:ascii="Times New Roman" w:hAnsi="Times New Roman"/>
@@ -741,6 +786,7 @@
             <w:tcW w:type="dxa" w:w="1728"/>
           </w:tcPr>
           <w:p>
+            <w:r/>
             <w:r>
               <w:rPr>
                 <w:rFonts w:ascii="Times New Roman" w:hAnsi="Times New Roman"/>
@@ -755,6 +801,7 @@
             <w:tcW w:type="dxa" w:w="1728"/>
           </w:tcPr>
           <w:p>
+            <w:r/>
             <w:r>
               <w:rPr>
                 <w:rFonts w:ascii="Times New Roman" w:hAnsi="Times New Roman"/>
@@ -769,6 +816,7 @@
             <w:tcW w:type="dxa" w:w="1728"/>
           </w:tcPr>
           <w:p>
+            <w:r/>
             <w:r>
               <w:rPr>
                 <w:rFonts w:ascii="Times New Roman" w:hAnsi="Times New Roman"/>
@@ -783,6 +831,7 @@
             <w:tcW w:type="dxa" w:w="1728"/>
           </w:tcPr>
           <w:p>
+            <w:r/>
             <w:r>
               <w:rPr>
                 <w:rFonts w:ascii="Times New Roman" w:hAnsi="Times New Roman"/>
@@ -1040,6 +1089,7 @@
             <w:tcW w:type="dxa" w:w="1728"/>
           </w:tcPr>
           <w:p>
+            <w:r/>
             <w:r>
               <w:rPr>
                 <w:rFonts w:ascii="Times New Roman" w:hAnsi="Times New Roman"/>
@@ -1054,6 +1104,7 @@
             <w:tcW w:type="dxa" w:w="1728"/>
           </w:tcPr>
           <w:p>
+            <w:r/>
             <w:r>
               <w:rPr>
                 <w:rFonts w:ascii="Times New Roman" w:hAnsi="Times New Roman"/>
@@ -1068,6 +1119,7 @@
             <w:tcW w:type="dxa" w:w="1728"/>
           </w:tcPr>
           <w:p>
+            <w:r/>
             <w:r>
               <w:rPr>
                 <w:rFonts w:ascii="Times New Roman" w:hAnsi="Times New Roman"/>
@@ -1082,6 +1134,7 @@
             <w:tcW w:type="dxa" w:w="1728"/>
           </w:tcPr>
           <w:p>
+            <w:r/>
             <w:r>
               <w:rPr>
                 <w:rFonts w:ascii="Times New Roman" w:hAnsi="Times New Roman"/>
@@ -1096,6 +1149,7 @@
             <w:tcW w:type="dxa" w:w="1728"/>
           </w:tcPr>
           <w:p>
+            <w:r/>
             <w:r>
               <w:rPr>
                 <w:rFonts w:ascii="Times New Roman" w:hAnsi="Times New Roman"/>
@@ -1112,6 +1166,7 @@
             <w:tcW w:type="dxa" w:w="1728"/>
           </w:tcPr>
           <w:p>
+            <w:r/>
             <w:r>
               <w:rPr>
                 <w:rFonts w:ascii="Times New Roman" w:hAnsi="Times New Roman"/>
@@ -1126,6 +1181,7 @@
             <w:tcW w:type="dxa" w:w="1728"/>
           </w:tcPr>
           <w:p>
+            <w:r/>
             <w:r>
               <w:rPr>
                 <w:rFonts w:ascii="Times New Roman" w:hAnsi="Times New Roman"/>
@@ -1140,6 +1196,7 @@
             <w:tcW w:type="dxa" w:w="1728"/>
           </w:tcPr>
           <w:p>
+            <w:r/>
             <w:r>
               <w:rPr>
                 <w:rFonts w:ascii="Times New Roman" w:hAnsi="Times New Roman"/>
@@ -1154,6 +1211,7 @@
             <w:tcW w:type="dxa" w:w="1728"/>
           </w:tcPr>
           <w:p>
+            <w:r/>
             <w:r>
               <w:rPr>
                 <w:rFonts w:ascii="Times New Roman" w:hAnsi="Times New Roman"/>
@@ -1168,6 +1226,7 @@
             <w:tcW w:type="dxa" w:w="1728"/>
           </w:tcPr>
           <w:p>
+            <w:r/>
             <w:r>
               <w:rPr>
                 <w:rFonts w:ascii="Times New Roman" w:hAnsi="Times New Roman"/>
@@ -1184,6 +1243,7 @@
             <w:tcW w:type="dxa" w:w="1728"/>
           </w:tcPr>
           <w:p>
+            <w:r/>
             <w:r>
               <w:rPr>
                 <w:rFonts w:ascii="Times New Roman" w:hAnsi="Times New Roman"/>
@@ -1198,6 +1258,7 @@
             <w:tcW w:type="dxa" w:w="1728"/>
           </w:tcPr>
           <w:p>
+            <w:r/>
             <w:r>
               <w:rPr>
                 <w:rFonts w:ascii="Times New Roman" w:hAnsi="Times New Roman"/>
@@ -1212,6 +1273,7 @@
             <w:tcW w:type="dxa" w:w="1728"/>
           </w:tcPr>
           <w:p>
+            <w:r/>
             <w:r>
               <w:rPr>
                 <w:rFonts w:ascii="Times New Roman" w:hAnsi="Times New Roman"/>
@@ -1226,6 +1288,7 @@
             <w:tcW w:type="dxa" w:w="1728"/>
           </w:tcPr>
           <w:p>
+            <w:r/>
             <w:r>
               <w:rPr>
                 <w:rFonts w:ascii="Times New Roman" w:hAnsi="Times New Roman"/>
@@ -1240,6 +1303,7 @@
             <w:tcW w:type="dxa" w:w="1728"/>
           </w:tcPr>
           <w:p>
+            <w:r/>
             <w:r>
               <w:rPr>
                 <w:rFonts w:ascii="Times New Roman" w:hAnsi="Times New Roman"/>
@@ -1256,6 +1320,7 @@
             <w:tcW w:type="dxa" w:w="1728"/>
           </w:tcPr>
           <w:p>
+            <w:r/>
             <w:r>
               <w:rPr>
                 <w:rFonts w:ascii="Times New Roman" w:hAnsi="Times New Roman"/>
@@ -1270,6 +1335,7 @@
             <w:tcW w:type="dxa" w:w="1728"/>
           </w:tcPr>
           <w:p>
+            <w:r/>
             <w:r>
               <w:rPr>
                 <w:rFonts w:ascii="Times New Roman" w:hAnsi="Times New Roman"/>
@@ -1284,6 +1350,7 @@
             <w:tcW w:type="dxa" w:w="1728"/>
           </w:tcPr>
           <w:p>
+            <w:r/>
             <w:r>
               <w:rPr>
                 <w:rFonts w:ascii="Times New Roman" w:hAnsi="Times New Roman"/>
@@ -1298,6 +1365,7 @@
             <w:tcW w:type="dxa" w:w="1728"/>
           </w:tcPr>
           <w:p>
+            <w:r/>
             <w:r>
               <w:rPr>
                 <w:rFonts w:ascii="Times New Roman" w:hAnsi="Times New Roman"/>
@@ -1312,6 +1380,7 @@
             <w:tcW w:type="dxa" w:w="1728"/>
           </w:tcPr>
           <w:p>
+            <w:r/>
             <w:r>
               <w:rPr>
                 <w:rFonts w:ascii="Times New Roman" w:hAnsi="Times New Roman"/>
@@ -1328,6 +1397,7 @@
             <w:tcW w:type="dxa" w:w="1728"/>
           </w:tcPr>
           <w:p>
+            <w:r/>
             <w:r>
               <w:rPr>
                 <w:rFonts w:ascii="Times New Roman" w:hAnsi="Times New Roman"/>
@@ -1342,6 +1412,7 @@
             <w:tcW w:type="dxa" w:w="1728"/>
           </w:tcPr>
           <w:p>
+            <w:r/>
             <w:r>
               <w:rPr>
                 <w:rFonts w:ascii="Times New Roman" w:hAnsi="Times New Roman"/>
@@ -1356,6 +1427,7 @@
             <w:tcW w:type="dxa" w:w="1728"/>
           </w:tcPr>
           <w:p>
+            <w:r/>
             <w:r>
               <w:rPr>
                 <w:rFonts w:ascii="Times New Roman" w:hAnsi="Times New Roman"/>
@@ -1370,6 +1442,7 @@
             <w:tcW w:type="dxa" w:w="1728"/>
           </w:tcPr>
           <w:p>
+            <w:r/>
             <w:r>
               <w:rPr>
                 <w:rFonts w:ascii="Times New Roman" w:hAnsi="Times New Roman"/>
@@ -1384,6 +1457,7 @@
             <w:tcW w:type="dxa" w:w="1728"/>
           </w:tcPr>
           <w:p>
+            <w:r/>
             <w:r>
               <w:rPr>
                 <w:rFonts w:ascii="Times New Roman" w:hAnsi="Times New Roman"/>
@@ -1661,6 +1735,7 @@
             <w:tcW w:type="dxa" w:w="2160"/>
           </w:tcPr>
           <w:p>
+            <w:r/>
             <w:r>
               <w:rPr>
                 <w:rFonts w:ascii="Times New Roman" w:hAnsi="Times New Roman"/>
@@ -1675,12 +1750,27 @@
             <w:tcW w:type="dxa" w:w="2160"/>
           </w:tcPr>
           <w:p>
+            <w:r/>
             <w:r>
               <w:rPr>
                 <w:rFonts w:ascii="Times New Roman" w:hAnsi="Times New Roman"/>
                 <w:sz w:val="20"/>
               </w:rPr>
-              <w:t>loop { FWD(n), CROSS }</w:t>
+              <w:t xml:space="preserve">loop </w:t>
+            </w:r>
+            <w:r>
+              <w:rPr>
+                <w:rFonts w:ascii="Times New Roman" w:hAnsi="Times New Roman"/>
+                <w:sz w:val="16"/>
+                <w:vertAlign w:val="superscript"/>
+              </w:rPr>
+              <w:t xml:space="preserve"> FWD(n), CROSS </w:t>
+            </w:r>
+            <w:r>
+              <w:rPr>
+                <w:rFonts w:ascii="Times New Roman" w:hAnsi="Times New Roman"/>
+                <w:sz w:val="20"/>
+              </w:rPr>
             </w:r>
           </w:p>
         </w:tc>
@@ -1689,6 +1779,7 @@
             <w:tcW w:type="dxa" w:w="2160"/>
           </w:tcPr>
           <w:p>
+            <w:r/>
             <w:r>
               <w:rPr>
                 <w:rFonts w:ascii="Times New Roman" w:hAnsi="Times New Roman"/>
@@ -1703,6 +1794,7 @@
             <w:tcW w:type="dxa" w:w="2160"/>
           </w:tcPr>
           <w:p>
+            <w:r/>
             <w:r>
               <w:rPr>
                 <w:rFonts w:ascii="Times New Roman" w:hAnsi="Times New Roman"/>
@@ -1719,6 +1811,7 @@
             <w:tcW w:type="dxa" w:w="2160"/>
           </w:tcPr>
           <w:p>
+            <w:r/>
             <w:r>
               <w:rPr>
                 <w:rFonts w:ascii="Times New Roman" w:hAnsi="Times New Roman"/>
@@ -1733,12 +1826,27 @@
             <w:tcW w:type="dxa" w:w="2160"/>
           </w:tcPr>
           <w:p>
+            <w:r/>
             <w:r>
               <w:rPr>
                 <w:rFonts w:ascii="Times New Roman" w:hAnsi="Times New Roman"/>
                 <w:sz w:val="20"/>
               </w:rPr>
-              <w:t>loop { FWD, CROSS, FWD, TENSION+, CROSS, RET, TENSION-, ANCHOR }</w:t>
+              <w:t xml:space="preserve">loop </w:t>
+            </w:r>
+            <w:r>
+              <w:rPr>
+                <w:rFonts w:ascii="Times New Roman" w:hAnsi="Times New Roman"/>
+                <w:sz w:val="16"/>
+                <w:vertAlign w:val="superscript"/>
+              </w:rPr>
+              <w:t xml:space="preserve"> FWD, CROSS, FWD, TENSION+, CROSS, RET, TENSION-, ANCHOR </w:t>
+            </w:r>
+            <w:r>
+              <w:rPr>
+                <w:rFonts w:ascii="Times New Roman" w:hAnsi="Times New Roman"/>
+                <w:sz w:val="20"/>
+              </w:rPr>
             </w:r>
           </w:p>
         </w:tc>
@@ -1747,6 +1855,7 @@
             <w:tcW w:type="dxa" w:w="2160"/>
           </w:tcPr>
           <w:p>
+            <w:r/>
             <w:r>
               <w:rPr>
                 <w:rFonts w:ascii="Times New Roman" w:hAnsi="Times New Roman"/>
@@ -1761,6 +1870,7 @@
             <w:tcW w:type="dxa" w:w="2160"/>
           </w:tcPr>
           <w:p>
+            <w:r/>
             <w:r>
               <w:rPr>
                 <w:rFonts w:ascii="Times New Roman" w:hAnsi="Times New Roman"/>
@@ -1777,6 +1887,7 @@
             <w:tcW w:type="dxa" w:w="2160"/>
           </w:tcPr>
           <w:p>
+            <w:r/>
             <w:r>
               <w:rPr>
                 <w:rFonts w:ascii="Times New Roman" w:hAnsi="Times New Roman"/>
@@ -1791,12 +1902,27 @@
             <w:tcW w:type="dxa" w:w="2160"/>
           </w:tcPr>
           <w:p>
+            <w:r/>
             <w:r>
               <w:rPr>
                 <w:rFonts w:ascii="Times New Roman" w:hAnsi="Times New Roman"/>
                 <w:sz w:val="20"/>
               </w:rPr>
-              <w:t>loop { FWD(n), CROSS, RET(n/2), CROSS }</w:t>
+              <w:t xml:space="preserve">loop </w:t>
+            </w:r>
+            <w:r>
+              <w:rPr>
+                <w:rFonts w:ascii="Times New Roman" w:hAnsi="Times New Roman"/>
+                <w:sz w:val="16"/>
+                <w:vertAlign w:val="superscript"/>
+              </w:rPr>
+              <w:t xml:space="preserve"> FWD(n), CROSS, RET(n/2), CROSS </w:t>
+            </w:r>
+            <w:r>
+              <w:rPr>
+                <w:rFonts w:ascii="Times New Roman" w:hAnsi="Times New Roman"/>
+                <w:sz w:val="20"/>
+              </w:rPr>
             </w:r>
           </w:p>
         </w:tc>
@@ -1805,6 +1931,7 @@
             <w:tcW w:type="dxa" w:w="2160"/>
           </w:tcPr>
           <w:p>
+            <w:r/>
             <w:r>
               <w:rPr>
                 <w:rFonts w:ascii="Times New Roman" w:hAnsi="Times New Roman"/>
@@ -1819,6 +1946,7 @@
             <w:tcW w:type="dxa" w:w="2160"/>
           </w:tcPr>
           <w:p>
+            <w:r/>
             <w:r>
               <w:rPr>
                 <w:rFonts w:ascii="Times New Roman" w:hAnsi="Times New Roman"/>
@@ -1835,6 +1963,7 @@
             <w:tcW w:type="dxa" w:w="2160"/>
           </w:tcPr>
           <w:p>
+            <w:r/>
             <w:r>
               <w:rPr>
                 <w:rFonts w:ascii="Times New Roman" w:hAnsi="Times New Roman"/>
@@ -1849,12 +1978,27 @@
             <w:tcW w:type="dxa" w:w="2160"/>
           </w:tcPr>
           <w:p>
+            <w:r/>
             <w:r>
               <w:rPr>
                 <w:rFonts w:ascii="Times New Roman" w:hAnsi="Times New Roman"/>
                 <w:sz w:val="20"/>
               </w:rPr>
-              <w:t>loop { FWD(1), CROSS(+30), FWD(1), CROSS(-30) }</w:t>
+              <w:t xml:space="preserve">loop </w:t>
+            </w:r>
+            <w:r>
+              <w:rPr>
+                <w:rFonts w:ascii="Times New Roman" w:hAnsi="Times New Roman"/>
+                <w:sz w:val="16"/>
+                <w:vertAlign w:val="superscript"/>
+              </w:rPr>
+              <w:t xml:space="preserve"> FWD(1), CROSS(+30), FWD(1), CROSS(-30) </w:t>
+            </w:r>
+            <w:r>
+              <w:rPr>
+                <w:rFonts w:ascii="Times New Roman" w:hAnsi="Times New Roman"/>
+                <w:sz w:val="20"/>
+              </w:rPr>
             </w:r>
           </w:p>
         </w:tc>
@@ -1863,6 +2007,7 @@
             <w:tcW w:type="dxa" w:w="2160"/>
           </w:tcPr>
           <w:p>
+            <w:r/>
             <w:r>
               <w:rPr>
                 <w:rFonts w:ascii="Times New Roman" w:hAnsi="Times New Roman"/>
@@ -1877,6 +2022,7 @@
             <w:tcW w:type="dxa" w:w="2160"/>
           </w:tcPr>
           <w:p>
+            <w:r/>
             <w:r>
               <w:rPr>
                 <w:rFonts w:ascii="Times New Roman" w:hAnsi="Times New Roman"/>
@@ -1893,6 +2039,7 @@
             <w:tcW w:type="dxa" w:w="2160"/>
           </w:tcPr>
           <w:p>
+            <w:r/>
             <w:r>
               <w:rPr>
                 <w:rFonts w:ascii="Times New Roman" w:hAnsi="Times New Roman"/>
@@ -1907,12 +2054,27 @@
             <w:tcW w:type="dxa" w:w="2160"/>
           </w:tcPr>
           <w:p>
+            <w:r/>
             <w:r>
               <w:rPr>
                 <w:rFonts w:ascii="Times New Roman" w:hAnsi="Times New Roman"/>
                 <w:sz w:val="20"/>
               </w:rPr>
-              <w:t>loop { FWD(n), CROSS(depth=minimal) }</w:t>
+              <w:t xml:space="preserve">loop </w:t>
+            </w:r>
+            <w:r>
+              <w:rPr>
+                <w:rFonts w:ascii="Times New Roman" w:hAnsi="Times New Roman"/>
+                <w:sz w:val="16"/>
+                <w:vertAlign w:val="superscript"/>
+              </w:rPr>
+              <w:t xml:space="preserve"> FWD(n), CROSS(depth=minimal) </w:t>
+            </w:r>
+            <w:r>
+              <w:rPr>
+                <w:rFonts w:ascii="Times New Roman" w:hAnsi="Times New Roman"/>
+                <w:sz w:val="20"/>
+              </w:rPr>
             </w:r>
           </w:p>
         </w:tc>
@@ -1921,6 +2083,7 @@
             <w:tcW w:type="dxa" w:w="2160"/>
           </w:tcPr>
           <w:p>
+            <w:r/>
             <w:r>
               <w:rPr>
                 <w:rFonts w:ascii="Times New Roman" w:hAnsi="Times New Roman"/>
@@ -1935,6 +2098,7 @@
             <w:tcW w:type="dxa" w:w="2160"/>
           </w:tcPr>
           <w:p>
+            <w:r/>
             <w:r>
               <w:rPr>
                 <w:rFonts w:ascii="Times New Roman" w:hAnsi="Times New Roman"/>
@@ -1951,6 +2115,7 @@
             <w:tcW w:type="dxa" w:w="2160"/>
           </w:tcPr>
           <w:p>
+            <w:r/>
             <w:r>
               <w:rPr>
                 <w:rFonts w:ascii="Times New Roman" w:hAnsi="Times New Roman"/>
@@ -1965,12 +2130,27 @@
             <w:tcW w:type="dxa" w:w="2160"/>
           </w:tcPr>
           <w:p>
+            <w:r/>
             <w:r>
               <w:rPr>
                 <w:rFonts w:ascii="Times New Roman" w:hAnsi="Times New Roman"/>
                 <w:sz w:val="20"/>
               </w:rPr>
-              <w:t>loop { CROSS(wrap=true), FWD(1) }</w:t>
+              <w:t xml:space="preserve">loop </w:t>
+            </w:r>
+            <w:r>
+              <w:rPr>
+                <w:rFonts w:ascii="Times New Roman" w:hAnsi="Times New Roman"/>
+                <w:sz w:val="16"/>
+                <w:vertAlign w:val="superscript"/>
+              </w:rPr>
+              <w:t xml:space="preserve"> CROSS(wrap=true), FWD(1) </w:t>
+            </w:r>
+            <w:r>
+              <w:rPr>
+                <w:rFonts w:ascii="Times New Roman" w:hAnsi="Times New Roman"/>
+                <w:sz w:val="20"/>
+              </w:rPr>
             </w:r>
           </w:p>
         </w:tc>
@@ -1979,6 +2159,7 @@
             <w:tcW w:type="dxa" w:w="2160"/>
           </w:tcPr>
           <w:p>
+            <w:r/>
             <w:r>
               <w:rPr>
                 <w:rFonts w:ascii="Times New Roman" w:hAnsi="Times New Roman"/>
@@ -1993,6 +2174,7 @@
             <w:tcW w:type="dxa" w:w="2160"/>
           </w:tcPr>
           <w:p>
+            <w:r/>
             <w:r>
               <w:rPr>
                 <w:rFonts w:ascii="Times New Roman" w:hAnsi="Times New Roman"/>
@@ -2375,6 +2557,7 @@
             <w:tcW w:type="dxa" w:w="2880"/>
           </w:tcPr>
           <w:p>
+            <w:r/>
             <w:r>
               <w:rPr>
                 <w:rFonts w:ascii="Times New Roman" w:hAnsi="Times New Roman"/>
@@ -2389,6 +2572,7 @@
             <w:tcW w:type="dxa" w:w="2880"/>
           </w:tcPr>
           <w:p>
+            <w:r/>
             <w:r>
               <w:rPr>
                 <w:rFonts w:ascii="Times New Roman" w:hAnsi="Times New Roman"/>
@@ -2403,6 +2587,7 @@
             <w:tcW w:type="dxa" w:w="2880"/>
           </w:tcPr>
           <w:p>
+            <w:r/>
             <w:r>
               <w:rPr>
                 <w:rFonts w:ascii="Times New Roman" w:hAnsi="Times New Roman"/>
@@ -2419,6 +2604,7 @@
             <w:tcW w:type="dxa" w:w="2880"/>
           </w:tcPr>
           <w:p>
+            <w:r/>
             <w:r>
               <w:rPr>
                 <w:rFonts w:ascii="Times New Roman" w:hAnsi="Times New Roman"/>
@@ -2433,6 +2619,7 @@
             <w:tcW w:type="dxa" w:w="2880"/>
           </w:tcPr>
           <w:p>
+            <w:r/>
             <w:r>
               <w:rPr>
                 <w:rFonts w:ascii="Times New Roman" w:hAnsi="Times New Roman"/>
@@ -2447,6 +2634,7 @@
             <w:tcW w:type="dxa" w:w="2880"/>
           </w:tcPr>
           <w:p>
+            <w:r/>
             <w:r>
               <w:rPr>
                 <w:rFonts w:ascii="Times New Roman" w:hAnsi="Times New Roman"/>
@@ -2463,6 +2651,7 @@
             <w:tcW w:type="dxa" w:w="2880"/>
           </w:tcPr>
           <w:p>
+            <w:r/>
             <w:r>
               <w:rPr>
                 <w:rFonts w:ascii="Times New Roman" w:hAnsi="Times New Roman"/>
@@ -2477,6 +2666,7 @@
             <w:tcW w:type="dxa" w:w="2880"/>
           </w:tcPr>
           <w:p>
+            <w:r/>
             <w:r>
               <w:rPr>
                 <w:rFonts w:ascii="Times New Roman" w:hAnsi="Times New Roman"/>
@@ -2491,6 +2681,7 @@
             <w:tcW w:type="dxa" w:w="2880"/>
           </w:tcPr>
           <w:p>
+            <w:r/>
             <w:r>
               <w:rPr>
                 <w:rFonts w:ascii="Times New Roman" w:hAnsi="Times New Roman"/>
@@ -2713,6 +2904,7 @@
             <w:tcW w:type="dxa" w:w="2880"/>
           </w:tcPr>
           <w:p>
+            <w:r/>
             <w:r>
               <w:rPr>
                 <w:rFonts w:ascii="Times New Roman" w:hAnsi="Times New Roman"/>
@@ -2727,6 +2919,7 @@
             <w:tcW w:type="dxa" w:w="2880"/>
           </w:tcPr>
           <w:p>
+            <w:r/>
             <w:r>
               <w:rPr>
                 <w:rFonts w:ascii="Times New Roman" w:hAnsi="Times New Roman"/>
@@ -2741,12 +2934,27 @@
             <w:tcW w:type="dxa" w:w="2880"/>
           </w:tcPr>
           <w:p>
+            <w:r/>
             <w:r>
               <w:rPr>
                 <w:rFonts w:ascii="Times New Roman" w:hAnsi="Times New Roman"/>
                 <w:sz w:val="20"/>
               </w:rPr>
-              <w:t>Knit=0, purl=1: binary encoding of railway movements. MI5 banned knitting near the front lines.{7}</w:t>
+              <w:t>Knit=0, purl=1: binary encoding of railway movements. MI5 banned knitting near the front lines.</w:t>
+            </w:r>
+            <w:r>
+              <w:rPr>
+                <w:rFonts w:ascii="Times New Roman" w:hAnsi="Times New Roman"/>
+                <w:sz w:val="16"/>
+                <w:vertAlign w:val="superscript"/>
+              </w:rPr>
+              <w:t>7</w:t>
+            </w:r>
+            <w:r>
+              <w:rPr>
+                <w:rFonts w:ascii="Times New Roman" w:hAnsi="Times New Roman"/>
+                <w:sz w:val="20"/>
+              </w:rPr>
             </w:r>
           </w:p>
         </w:tc>
@@ -2757,6 +2965,7 @@
             <w:tcW w:type="dxa" w:w="2880"/>
           </w:tcPr>
           <w:p>
+            <w:r/>
             <w:r>
               <w:rPr>
                 <w:rFonts w:ascii="Times New Roman" w:hAnsi="Times New Roman"/>
@@ -2771,6 +2980,7 @@
             <w:tcW w:type="dxa" w:w="2880"/>
           </w:tcPr>
           <w:p>
+            <w:r/>
             <w:r>
               <w:rPr>
                 <w:rFonts w:ascii="Times New Roman" w:hAnsi="Times New Roman"/>
@@ -2785,6 +2995,7 @@
             <w:tcW w:type="dxa" w:w="2880"/>
           </w:tcPr>
           <w:p>
+            <w:r/>
             <w:r>
               <w:rPr>
                 <w:rFonts w:ascii="Times New Roman" w:hAnsi="Times New Roman"/>
@@ -2801,6 +3012,7 @@
             <w:tcW w:type="dxa" w:w="2880"/>
           </w:tcPr>
           <w:p>
+            <w:r/>
             <w:r>
               <w:rPr>
                 <w:rFonts w:ascii="Times New Roman" w:hAnsi="Times New Roman"/>
@@ -2815,6 +3027,7 @@
             <w:tcW w:type="dxa" w:w="2880"/>
           </w:tcPr>
           <w:p>
+            <w:r/>
             <w:r>
               <w:rPr>
                 <w:rFonts w:ascii="Times New Roman" w:hAnsi="Times New Roman"/>
@@ -2829,12 +3042,27 @@
             <w:tcW w:type="dxa" w:w="2880"/>
           </w:tcPr>
           <w:p>
+            <w:r/>
             <w:r>
               <w:rPr>
                 <w:rFonts w:ascii="Times New Roman" w:hAnsi="Times New Roman"/>
                 <w:sz w:val="20"/>
               </w:rPr>
-              <w:t>Administrative records + encrypted military messages in the same knotted-cord medium.{4}</w:t>
+              <w:t>Administrative records + encrypted military messages in the same knotted-cord medium.</w:t>
+            </w:r>
+            <w:r>
+              <w:rPr>
+                <w:rFonts w:ascii="Times New Roman" w:hAnsi="Times New Roman"/>
+                <w:sz w:val="16"/>
+                <w:vertAlign w:val="superscript"/>
+              </w:rPr>
+              <w:t>4</w:t>
+            </w:r>
+            <w:r>
+              <w:rPr>
+                <w:rFonts w:ascii="Times New Roman" w:hAnsi="Times New Roman"/>
+                <w:sz w:val="20"/>
+              </w:rPr>
             </w:r>
           </w:p>
         </w:tc>
@@ -2845,6 +3073,7 @@
             <w:tcW w:type="dxa" w:w="2880"/>
           </w:tcPr>
           <w:p>
+            <w:r/>
             <w:r>
               <w:rPr>
                 <w:rFonts w:ascii="Times New Roman" w:hAnsi="Times New Roman"/>
@@ -2859,6 +3088,7 @@
             <w:tcW w:type="dxa" w:w="2880"/>
           </w:tcPr>
           <w:p>
+            <w:r/>
             <w:r>
               <w:rPr>
                 <w:rFonts w:ascii="Times New Roman" w:hAnsi="Times New Roman"/>
@@ -2873,12 +3103,27 @@
             <w:tcW w:type="dxa" w:w="2880"/>
           </w:tcPr>
           <w:p>
+            <w:r/>
             <w:r>
               <w:rPr>
                 <w:rFonts w:ascii="Times New Roman" w:hAnsi="Times New Roman"/>
                 <w:sz w:val="20"/>
               </w:rPr>
-              <w:t>Quilt patterns as route-guiding ciphers. (Contested: no confirmed primary sources.){8}</w:t>
+              <w:t>Quilt patterns as route-guiding ciphers. (Contested: no confirmed primary sources.)</w:t>
+            </w:r>
+            <w:r>
+              <w:rPr>
+                <w:rFonts w:ascii="Times New Roman" w:hAnsi="Times New Roman"/>
+                <w:sz w:val="16"/>
+                <w:vertAlign w:val="superscript"/>
+              </w:rPr>
+              <w:t>8</w:t>
+            </w:r>
+            <w:r>
+              <w:rPr>
+                <w:rFonts w:ascii="Times New Roman" w:hAnsi="Times New Roman"/>
+                <w:sz w:val="20"/>
+              </w:rPr>
             </w:r>
           </w:p>
         </w:tc>
@@ -3095,6 +3340,7 @@
             <w:tcW w:type="dxa" w:w="2160"/>
           </w:tcPr>
           <w:p>
+            <w:r/>
             <w:r>
               <w:rPr>
                 <w:rFonts w:ascii="Times New Roman" w:hAnsi="Times New Roman"/>
@@ -3109,6 +3355,7 @@
             <w:tcW w:type="dxa" w:w="2160"/>
           </w:tcPr>
           <w:p>
+            <w:r/>
             <w:r>
               <w:rPr>
                 <w:rFonts w:ascii="Times New Roman" w:hAnsi="Times New Roman"/>
@@ -3123,6 +3370,7 @@
             <w:tcW w:type="dxa" w:w="2160"/>
           </w:tcPr>
           <w:p>
+            <w:r/>
             <w:r>
               <w:rPr>
                 <w:rFonts w:ascii="Times New Roman" w:hAnsi="Times New Roman"/>
@@ -3137,6 +3385,7 @@
             <w:tcW w:type="dxa" w:w="2160"/>
           </w:tcPr>
           <w:p>
+            <w:r/>
             <w:r>
               <w:rPr>
                 <w:rFonts w:ascii="Times New Roman" w:hAnsi="Times New Roman"/>
@@ -3153,6 +3402,7 @@
             <w:tcW w:type="dxa" w:w="2160"/>
           </w:tcPr>
           <w:p>
+            <w:r/>
             <w:r>
               <w:rPr>
                 <w:rFonts w:ascii="Times New Roman" w:hAnsi="Times New Roman"/>
@@ -3167,6 +3417,7 @@
             <w:tcW w:type="dxa" w:w="2160"/>
           </w:tcPr>
           <w:p>
+            <w:r/>
             <w:r>
               <w:rPr>
                 <w:rFonts w:ascii="Times New Roman" w:hAnsi="Times New Roman"/>
@@ -3181,6 +3432,7 @@
             <w:tcW w:type="dxa" w:w="2160"/>
           </w:tcPr>
           <w:p>
+            <w:r/>
             <w:r>
               <w:rPr>
                 <w:rFonts w:ascii="Times New Roman" w:hAnsi="Times New Roman"/>
@@ -3195,6 +3447,7 @@
             <w:tcW w:type="dxa" w:w="2160"/>
           </w:tcPr>
           <w:p>
+            <w:r/>
             <w:r>
               <w:rPr>
                 <w:rFonts w:ascii="Times New Roman" w:hAnsi="Times New Roman"/>
@@ -3211,6 +3464,7 @@
             <w:tcW w:type="dxa" w:w="2160"/>
           </w:tcPr>
           <w:p>
+            <w:r/>
             <w:r>
               <w:rPr>
                 <w:rFonts w:ascii="Times New Roman" w:hAnsi="Times New Roman"/>
@@ -3225,6 +3479,7 @@
             <w:tcW w:type="dxa" w:w="2160"/>
           </w:tcPr>
           <w:p>
+            <w:r/>
             <w:r>
               <w:rPr>
                 <w:rFonts w:ascii="Times New Roman" w:hAnsi="Times New Roman"/>
@@ -3239,6 +3494,7 @@
             <w:tcW w:type="dxa" w:w="2160"/>
           </w:tcPr>
           <w:p>
+            <w:r/>
             <w:r>
               <w:rPr>
                 <w:rFonts w:ascii="Times New Roman" w:hAnsi="Times New Roman"/>
@@ -3253,6 +3509,7 @@
             <w:tcW w:type="dxa" w:w="2160"/>
           </w:tcPr>
           <w:p>
+            <w:r/>
             <w:r>
               <w:rPr>
                 <w:rFonts w:ascii="Times New Roman" w:hAnsi="Times New Roman"/>
@@ -3269,6 +3526,7 @@
             <w:tcW w:type="dxa" w:w="2160"/>
           </w:tcPr>
           <w:p>
+            <w:r/>
             <w:r>
               <w:rPr>
                 <w:rFonts w:ascii="Times New Roman" w:hAnsi="Times New Roman"/>
@@ -3283,6 +3541,7 @@
             <w:tcW w:type="dxa" w:w="2160"/>
           </w:tcPr>
           <w:p>
+            <w:r/>
             <w:r>
               <w:rPr>
                 <w:rFonts w:ascii="Times New Roman" w:hAnsi="Times New Roman"/>
@@ -3297,6 +3556,7 @@
             <w:tcW w:type="dxa" w:w="2160"/>
           </w:tcPr>
           <w:p>
+            <w:r/>
             <w:r>
               <w:rPr>
                 <w:rFonts w:ascii="Times New Roman" w:hAnsi="Times New Roman"/>
@@ -3311,6 +3571,7 @@
             <w:tcW w:type="dxa" w:w="2160"/>
           </w:tcPr>
           <w:p>
+            <w:r/>
             <w:r>
               <w:rPr>
                 <w:rFonts w:ascii="Times New Roman" w:hAnsi="Times New Roman"/>
@@ -3470,6 +3731,7 @@
             <w:tcW w:type="dxa" w:w="2160"/>
           </w:tcPr>
           <w:p>
+            <w:r/>
             <w:r>
               <w:rPr>
                 <w:rFonts w:ascii="Times New Roman" w:hAnsi="Times New Roman"/>
@@ -3484,6 +3746,7 @@
             <w:tcW w:type="dxa" w:w="2160"/>
           </w:tcPr>
           <w:p>
+            <w:r/>
             <w:r>
               <w:rPr>
                 <w:rFonts w:ascii="Times New Roman" w:hAnsi="Times New Roman"/>
@@ -3498,6 +3761,7 @@
             <w:tcW w:type="dxa" w:w="2160"/>
           </w:tcPr>
           <w:p>
+            <w:r/>
             <w:r>
               <w:rPr>
                 <w:rFonts w:ascii="Times New Roman" w:hAnsi="Times New Roman"/>
@@ -3512,6 +3776,7 @@
             <w:tcW w:type="dxa" w:w="2160"/>
           </w:tcPr>
           <w:p>
+            <w:r/>
             <w:r>
               <w:rPr>
                 <w:rFonts w:ascii="Times New Roman" w:hAnsi="Times New Roman"/>
@@ -3528,6 +3793,7 @@
             <w:tcW w:type="dxa" w:w="2160"/>
           </w:tcPr>
           <w:p>
+            <w:r/>
             <w:r>
               <w:rPr>
                 <w:rFonts w:ascii="Times New Roman" w:hAnsi="Times New Roman"/>
@@ -3542,6 +3808,7 @@
             <w:tcW w:type="dxa" w:w="2160"/>
           </w:tcPr>
           <w:p>
+            <w:r/>
             <w:r>
               <w:rPr>
                 <w:rFonts w:ascii="Times New Roman" w:hAnsi="Times New Roman"/>
@@ -3556,6 +3823,7 @@
             <w:tcW w:type="dxa" w:w="2160"/>
           </w:tcPr>
           <w:p>
+            <w:r/>
             <w:r>
               <w:rPr>
                 <w:rFonts w:ascii="Times New Roman" w:hAnsi="Times New Roman"/>
@@ -3570,6 +3838,7 @@
             <w:tcW w:type="dxa" w:w="2160"/>
           </w:tcPr>
           <w:p>
+            <w:r/>
             <w:r>
               <w:rPr>
                 <w:rFonts w:ascii="Times New Roman" w:hAnsi="Times New Roman"/>
@@ -3586,6 +3855,7 @@
             <w:tcW w:type="dxa" w:w="2160"/>
           </w:tcPr>
           <w:p>
+            <w:r/>
             <w:r>
               <w:rPr>
                 <w:rFonts w:ascii="Times New Roman" w:hAnsi="Times New Roman"/>
@@ -3600,6 +3870,7 @@
             <w:tcW w:type="dxa" w:w="2160"/>
           </w:tcPr>
           <w:p>
+            <w:r/>
             <w:r>
               <w:rPr>
                 <w:rFonts w:ascii="Times New Roman" w:hAnsi="Times New Roman"/>
@@ -3614,6 +3885,7 @@
             <w:tcW w:type="dxa" w:w="2160"/>
           </w:tcPr>
           <w:p>
+            <w:r/>
             <w:r>
               <w:rPr>
                 <w:rFonts w:ascii="Times New Roman" w:hAnsi="Times New Roman"/>
@@ -3628,6 +3900,7 @@
             <w:tcW w:type="dxa" w:w="2160"/>
           </w:tcPr>
           <w:p>
+            <w:r/>
             <w:r>
               <w:rPr>
                 <w:rFonts w:ascii="Times New Roman" w:hAnsi="Times New Roman"/>
@@ -3644,6 +3917,7 @@
             <w:tcW w:type="dxa" w:w="2160"/>
           </w:tcPr>
           <w:p>
+            <w:r/>
             <w:r>
               <w:rPr>
                 <w:rFonts w:ascii="Times New Roman" w:hAnsi="Times New Roman"/>
@@ -3658,6 +3932,7 @@
             <w:tcW w:type="dxa" w:w="2160"/>
           </w:tcPr>
           <w:p>
+            <w:r/>
             <w:r>
               <w:rPr>
                 <w:rFonts w:ascii="Times New Roman" w:hAnsi="Times New Roman"/>
@@ -3672,6 +3947,7 @@
             <w:tcW w:type="dxa" w:w="2160"/>
           </w:tcPr>
           <w:p>
+            <w:r/>
             <w:r>
               <w:rPr>
                 <w:rFonts w:ascii="Times New Roman" w:hAnsi="Times New Roman"/>
@@ -3686,6 +3962,7 @@
             <w:tcW w:type="dxa" w:w="2160"/>
           </w:tcPr>
           <w:p>
+            <w:r/>
             <w:r>
               <w:rPr>
                 <w:rFonts w:ascii="Times New Roman" w:hAnsi="Times New Roman"/>
